--- a/smlouva_anon.docx
+++ b/smlouva_anon.docx
@@ -192,7 +192,7 @@
     <w:p/>
     <w:p>
       <w:r>
-        <w:t>Vozidlo je prodáváno [[ADDRESS_3]]. 4. 2026.</w:t>
+        <w:t>Vozidlo je prodáváno včetně veškerého příslušenství, dokladů a platné technické kontroly do [[DATE_3]].</w:t>
       </w:r>
     </w:p>
     <w:p/>
@@ -417,7 +417,7 @@
     <w:p/>
     <w:p>
       <w:r>
-        <w:t>V Přerově dne **[[DATE_3]]**</w:t>
+        <w:t>V Přerově dne **[[DATE_4]]**</w:t>
       </w:r>
     </w:p>
     <w:p/>

--- a/smlouva_anon.docx
+++ b/smlouva_anon.docx
@@ -161,12 +161,12 @@
     </w:p>
     <w:p>
       <w:r>
-        <w:t>| VIN             | TMBJK61Z3G0123456               |</w:t>
-      </w:r>
-    </w:p>
-    <w:p>
-      <w:r>
-        <w:t>| RZ              | 3M1 2345                        |</w:t>
+        <w:t>| VIN | [[VIN_1]] |</w:t>
+      </w:r>
+    </w:p>
+    <w:p>
+      <w:r>
+        <w:t>| RZ | [[LICENSE_PLATE_1]] |</w:t>
       </w:r>
     </w:p>
     <w:p>
